--- a/11 LLM и Generative AI/Локальные LLM.docx
+++ b/11 LLM и Generative AI/Локальные LLM.docx
@@ -97,70 +97,7 @@
           <w:szCs w:val="24"/>
           <w:lang w:eastAsia="ru-RU"/>
         </w:rPr>
-        <w:t xml:space="preserve">Параметры — это </w:t>
-      </w:r>
-      <w:r>
-        <w:rPr>
-          <w:rFonts w:ascii="Times New Roman" w:eastAsia="Times New Roman" w:hAnsi="Times New Roman" w:cs="Times New Roman"/>
-          <w:sz w:val="24"/>
-          <w:szCs w:val="24"/>
-          <w:lang w:eastAsia="ru-RU"/>
-        </w:rPr>
-        <w:t xml:space="preserve">количество </w:t>
-      </w:r>
-      <w:r>
-        <w:rPr>
-          <w:rFonts w:ascii="Times New Roman" w:eastAsia="Times New Roman" w:hAnsi="Times New Roman" w:cs="Times New Roman"/>
-          <w:sz w:val="24"/>
-          <w:szCs w:val="24"/>
-          <w:lang w:eastAsia="ru-RU"/>
-        </w:rPr>
-        <w:t>обучаемы</w:t>
-      </w:r>
-      <w:r>
-        <w:rPr>
-          <w:rFonts w:ascii="Times New Roman" w:eastAsia="Times New Roman" w:hAnsi="Times New Roman" w:cs="Times New Roman"/>
-          <w:sz w:val="24"/>
-          <w:szCs w:val="24"/>
-          <w:lang w:eastAsia="ru-RU"/>
-        </w:rPr>
-        <w:t>х</w:t>
-      </w:r>
-      <w:r>
-        <w:rPr>
-          <w:rFonts w:ascii="Times New Roman" w:eastAsia="Times New Roman" w:hAnsi="Times New Roman" w:cs="Times New Roman"/>
-          <w:sz w:val="24"/>
-          <w:szCs w:val="24"/>
-          <w:lang w:eastAsia="ru-RU"/>
-        </w:rPr>
-        <w:t xml:space="preserve"> вес</w:t>
-      </w:r>
-      <w:r>
-        <w:rPr>
-          <w:rFonts w:ascii="Times New Roman" w:eastAsia="Times New Roman" w:hAnsi="Times New Roman" w:cs="Times New Roman"/>
-          <w:sz w:val="24"/>
-          <w:szCs w:val="24"/>
-          <w:lang w:eastAsia="ru-RU"/>
-        </w:rPr>
-        <w:t>ов</w:t>
-      </w:r>
-      <w:r>
-        <w:rPr>
-          <w:rFonts w:ascii="Times New Roman" w:eastAsia="Times New Roman" w:hAnsi="Times New Roman" w:cs="Times New Roman"/>
-          <w:sz w:val="24"/>
-          <w:szCs w:val="24"/>
-          <w:lang w:eastAsia="ru-RU"/>
-        </w:rPr>
-        <w:t xml:space="preserve"> нейросети.</w:t>
-      </w:r>
-      <w:r>
-        <w:rPr>
-          <w:rFonts w:ascii="Times New Roman" w:eastAsia="Times New Roman" w:hAnsi="Times New Roman" w:cs="Times New Roman"/>
-          <w:sz w:val="24"/>
-          <w:szCs w:val="24"/>
-          <w:lang w:eastAsia="ru-RU"/>
-        </w:rPr>
-        <w:t xml:space="preserve"> </w:t>
+        <w:t xml:space="preserve">Параметры — это количество обучаемых весов нейросети. </w:t>
       </w:r>
       <w:r>
         <w:rPr>
@@ -557,43 +494,7 @@
           <w:szCs w:val="24"/>
           <w:lang w:eastAsia="ru-RU"/>
         </w:rPr>
-        <w:t>э</w:t>
-      </w:r>
-      <w:r>
-        <w:rPr>
-          <w:rFonts w:ascii="Times New Roman" w:eastAsia="Times New Roman" w:hAnsi="Times New Roman" w:cs="Times New Roman"/>
-          <w:sz w:val="24"/>
-          <w:szCs w:val="24"/>
-          <w:lang w:eastAsia="ru-RU"/>
-        </w:rPr>
-        <w:t>то только веса</w:t>
-      </w:r>
-      <w:r>
-        <w:rPr>
-          <w:rFonts w:ascii="Times New Roman" w:eastAsia="Times New Roman" w:hAnsi="Times New Roman" w:cs="Times New Roman"/>
-          <w:sz w:val="24"/>
-          <w:szCs w:val="24"/>
-          <w:lang w:eastAsia="ru-RU"/>
-        </w:rPr>
-        <w:t>, в</w:t>
-      </w:r>
-      <w:r>
-        <w:rPr>
-          <w:rFonts w:ascii="Times New Roman" w:eastAsia="Times New Roman" w:hAnsi="Times New Roman" w:cs="Times New Roman"/>
-          <w:sz w:val="24"/>
-          <w:szCs w:val="24"/>
-          <w:lang w:eastAsia="ru-RU"/>
-        </w:rPr>
-        <w:t xml:space="preserve"> реальности нужно больше памяти</w:t>
-      </w:r>
-      <w:r>
-        <w:rPr>
-          <w:rFonts w:ascii="Times New Roman" w:eastAsia="Times New Roman" w:hAnsi="Times New Roman" w:cs="Times New Roman"/>
-          <w:sz w:val="24"/>
-          <w:szCs w:val="24"/>
-          <w:lang w:eastAsia="ru-RU"/>
-        </w:rPr>
-        <w:t xml:space="preserve"> для кэша</w:t>
+        <w:t>это только веса, в реальности нужно больше памяти для кэша</w:t>
       </w:r>
       <w:r>
         <w:rPr>
@@ -710,16 +611,7 @@
           <w:szCs w:val="24"/>
           <w:lang w:eastAsia="ru-RU"/>
         </w:rPr>
-        <w:t xml:space="preserve">«по-умному» с </w:t>
-      </w:r>
-      <w:r>
-        <w:rPr>
-          <w:rFonts w:ascii="Times New Roman" w:eastAsia="Times New Roman" w:hAnsi="Times New Roman" w:cs="Times New Roman"/>
-          <w:sz w:val="24"/>
-          <w:szCs w:val="24"/>
-          <w:lang w:eastAsia="ru-RU"/>
-        </w:rPr>
-        <w:t>сохран</w:t>
+        <w:t>«по-умному» с сохран</w:t>
       </w:r>
       <w:r>
         <w:rPr>
@@ -737,70 +629,7 @@
           <w:szCs w:val="24"/>
           <w:lang w:eastAsia="ru-RU"/>
         </w:rPr>
-        <w:t>и</w:t>
-      </w:r>
-      <w:r>
-        <w:rPr>
-          <w:rFonts w:ascii="Times New Roman" w:eastAsia="Times New Roman" w:hAnsi="Times New Roman" w:cs="Times New Roman"/>
-          <w:sz w:val="24"/>
-          <w:szCs w:val="24"/>
-          <w:lang w:eastAsia="ru-RU"/>
-        </w:rPr>
-        <w:t>ем</w:t>
-      </w:r>
-      <w:r>
-        <w:rPr>
-          <w:rFonts w:ascii="Times New Roman" w:eastAsia="Times New Roman" w:hAnsi="Times New Roman" w:cs="Times New Roman"/>
-          <w:sz w:val="24"/>
-          <w:szCs w:val="24"/>
-          <w:lang w:eastAsia="ru-RU"/>
-        </w:rPr>
-        <w:t xml:space="preserve"> относительн</w:t>
-      </w:r>
-      <w:r>
-        <w:rPr>
-          <w:rFonts w:ascii="Times New Roman" w:eastAsia="Times New Roman" w:hAnsi="Times New Roman" w:cs="Times New Roman"/>
-          <w:sz w:val="24"/>
-          <w:szCs w:val="24"/>
-          <w:lang w:eastAsia="ru-RU"/>
-        </w:rPr>
-        <w:t>ой</w:t>
-      </w:r>
-      <w:r>
-        <w:rPr>
-          <w:rFonts w:ascii="Times New Roman" w:eastAsia="Times New Roman" w:hAnsi="Times New Roman" w:cs="Times New Roman"/>
-          <w:sz w:val="24"/>
-          <w:szCs w:val="24"/>
-          <w:lang w:eastAsia="ru-RU"/>
-        </w:rPr>
-        <w:t xml:space="preserve"> структур</w:t>
-      </w:r>
-      <w:r>
-        <w:rPr>
-          <w:rFonts w:ascii="Times New Roman" w:eastAsia="Times New Roman" w:hAnsi="Times New Roman" w:cs="Times New Roman"/>
-          <w:sz w:val="24"/>
-          <w:szCs w:val="24"/>
-          <w:lang w:eastAsia="ru-RU"/>
-        </w:rPr>
-        <w:t>ы</w:t>
-      </w:r>
-      <w:r>
-        <w:rPr>
-          <w:rFonts w:ascii="Times New Roman" w:eastAsia="Times New Roman" w:hAnsi="Times New Roman" w:cs="Times New Roman"/>
-          <w:sz w:val="24"/>
-          <w:szCs w:val="24"/>
-          <w:lang w:eastAsia="ru-RU"/>
-        </w:rPr>
-        <w:t xml:space="preserve"> распределения</w:t>
-      </w:r>
-      <w:r>
-        <w:rPr>
-          <w:rFonts w:ascii="Times New Roman" w:eastAsia="Times New Roman" w:hAnsi="Times New Roman" w:cs="Times New Roman"/>
-          <w:sz w:val="24"/>
-          <w:szCs w:val="24"/>
-          <w:lang w:eastAsia="ru-RU"/>
-        </w:rPr>
-        <w:t xml:space="preserve"> и минимизацией ошибки квантования. </w:t>
+        <w:t xml:space="preserve">ием относительной структуры распределения и минимизацией ошибки квантования. </w:t>
       </w:r>
     </w:p>
     <w:p>
@@ -1401,7 +1230,7 @@
           <w:bCs/>
           <w:sz w:val="24"/>
           <w:szCs w:val="24"/>
-          <w:lang w:eastAsia="ru-RU"/>
+          <w:lang w:val="en-US" w:eastAsia="ru-RU"/>
         </w:rPr>
         <w:t xml:space="preserve"> </w:t>
       </w:r>
@@ -1421,7 +1250,7 @@
           <w:rFonts w:ascii="Times New Roman" w:eastAsia="Times New Roman" w:hAnsi="Times New Roman" w:cs="Times New Roman"/>
           <w:sz w:val="24"/>
           <w:szCs w:val="24"/>
-          <w:lang w:eastAsia="ru-RU"/>
+          <w:lang w:val="en-US" w:eastAsia="ru-RU"/>
         </w:rPr>
         <w:t xml:space="preserve"> </w:t>
       </w:r>
@@ -1430,7 +1259,7 @@
           <w:rFonts w:ascii="Times New Roman" w:eastAsia="Times New Roman" w:hAnsi="Times New Roman" w:cs="Times New Roman"/>
           <w:sz w:val="24"/>
           <w:szCs w:val="24"/>
-          <w:lang w:eastAsia="ru-RU"/>
+          <w:lang w:val="en-US" w:eastAsia="ru-RU"/>
         </w:rPr>
         <w:t xml:space="preserve">– </w:t>
       </w:r>
@@ -1448,17 +1277,53 @@
           <w:rFonts w:ascii="Times New Roman" w:eastAsia="Times New Roman" w:hAnsi="Times New Roman" w:cs="Times New Roman"/>
           <w:sz w:val="24"/>
           <w:szCs w:val="24"/>
-          <w:lang w:eastAsia="ru-RU"/>
-        </w:rPr>
-        <w:t xml:space="preserve">-клиент для </w:t>
-      </w:r>
-      <w:r>
-        <w:rPr>
-          <w:rFonts w:ascii="Times New Roman" w:eastAsia="Times New Roman" w:hAnsi="Times New Roman" w:cs="Times New Roman"/>
-          <w:sz w:val="24"/>
-          <w:szCs w:val="24"/>
           <w:lang w:val="en-US" w:eastAsia="ru-RU"/>
         </w:rPr>
+        <w:t>-</w:t>
+      </w:r>
+      <w:r>
+        <w:rPr>
+          <w:rFonts w:ascii="Times New Roman" w:eastAsia="Times New Roman" w:hAnsi="Times New Roman" w:cs="Times New Roman"/>
+          <w:sz w:val="24"/>
+          <w:szCs w:val="24"/>
+          <w:lang w:eastAsia="ru-RU"/>
+        </w:rPr>
+        <w:t>клиент</w:t>
+      </w:r>
+      <w:r>
+        <w:rPr>
+          <w:rFonts w:ascii="Times New Roman" w:eastAsia="Times New Roman" w:hAnsi="Times New Roman" w:cs="Times New Roman"/>
+          <w:sz w:val="24"/>
+          <w:szCs w:val="24"/>
+          <w:lang w:val="en-US" w:eastAsia="ru-RU"/>
+        </w:rPr>
+        <w:t xml:space="preserve"> </w:t>
+      </w:r>
+      <w:r>
+        <w:rPr>
+          <w:rFonts w:ascii="Times New Roman" w:eastAsia="Times New Roman" w:hAnsi="Times New Roman" w:cs="Times New Roman"/>
+          <w:sz w:val="24"/>
+          <w:szCs w:val="24"/>
+          <w:lang w:eastAsia="ru-RU"/>
+        </w:rPr>
+        <w:t>для</w:t>
+      </w:r>
+      <w:r>
+        <w:rPr>
+          <w:rFonts w:ascii="Times New Roman" w:eastAsia="Times New Roman" w:hAnsi="Times New Roman" w:cs="Times New Roman"/>
+          <w:sz w:val="24"/>
+          <w:szCs w:val="24"/>
+          <w:lang w:val="en-US" w:eastAsia="ru-RU"/>
+        </w:rPr>
+        <w:t xml:space="preserve"> </w:t>
+      </w:r>
+      <w:r>
+        <w:rPr>
+          <w:rFonts w:ascii="Times New Roman" w:eastAsia="Times New Roman" w:hAnsi="Times New Roman" w:cs="Times New Roman"/>
+          <w:sz w:val="24"/>
+          <w:szCs w:val="24"/>
+          <w:lang w:val="en-US" w:eastAsia="ru-RU"/>
+        </w:rPr>
         <w:t>Windows</w:t>
       </w:r>
       <w:r>
@@ -1466,7 +1331,7 @@
           <w:rFonts w:ascii="Times New Roman" w:eastAsia="Times New Roman" w:hAnsi="Times New Roman" w:cs="Times New Roman"/>
           <w:sz w:val="24"/>
           <w:szCs w:val="24"/>
-          <w:lang w:eastAsia="ru-RU"/>
+          <w:lang w:val="en-US" w:eastAsia="ru-RU"/>
         </w:rPr>
         <w:t>/</w:t>
       </w:r>
@@ -1484,7 +1349,7 @@
           <w:rFonts w:ascii="Times New Roman" w:eastAsia="Times New Roman" w:hAnsi="Times New Roman" w:cs="Times New Roman"/>
           <w:sz w:val="24"/>
           <w:szCs w:val="24"/>
-          <w:lang w:eastAsia="ru-RU"/>
+          <w:lang w:val="en-US" w:eastAsia="ru-RU"/>
         </w:rPr>
         <w:t>/</w:t>
       </w:r>
@@ -1502,7 +1367,7 @@
           <w:rFonts w:ascii="Times New Roman" w:eastAsia="Times New Roman" w:hAnsi="Times New Roman" w:cs="Times New Roman"/>
           <w:sz w:val="24"/>
           <w:szCs w:val="24"/>
-          <w:lang w:eastAsia="ru-RU"/>
+          <w:lang w:val="en-US" w:eastAsia="ru-RU"/>
         </w:rPr>
         <w:t xml:space="preserve">. </w:t>
       </w:r>
@@ -1511,7 +1376,7 @@
           <w:rFonts w:ascii="Times New Roman" w:eastAsia="Times New Roman" w:hAnsi="Times New Roman" w:cs="Times New Roman"/>
           <w:sz w:val="24"/>
           <w:szCs w:val="24"/>
-          <w:lang w:eastAsia="ru-RU"/>
+          <w:lang w:val="en-US" w:eastAsia="ru-RU"/>
         </w:rPr>
         <w:br/>
       </w:r>
@@ -1672,16 +1537,7 @@
           <w:szCs w:val="24"/>
           <w:lang w:eastAsia="ru-RU"/>
         </w:rPr>
-        <w:t>/Linux.</w:t>
-      </w:r>
-      <w:r>
-        <w:rPr>
-          <w:rFonts w:ascii="Times New Roman" w:eastAsia="Times New Roman" w:hAnsi="Times New Roman" w:cs="Times New Roman"/>
-          <w:sz w:val="24"/>
-          <w:szCs w:val="24"/>
-          <w:lang w:eastAsia="ru-RU"/>
-        </w:rPr>
-        <w:t xml:space="preserve"> </w:t>
+        <w:t xml:space="preserve">/Linux. </w:t>
       </w:r>
       <w:r>
         <w:rPr>
@@ -1691,16 +1547,7 @@
           <w:lang w:eastAsia="ru-RU"/>
         </w:rPr>
         <w:br/>
-        <w:t>О</w:t>
-      </w:r>
-      <w:r>
-        <w:rPr>
-          <w:rFonts w:ascii="Times New Roman" w:eastAsia="Times New Roman" w:hAnsi="Times New Roman" w:cs="Times New Roman"/>
-          <w:sz w:val="24"/>
-          <w:szCs w:val="24"/>
-          <w:lang w:eastAsia="ru-RU"/>
-        </w:rPr>
-        <w:t>бёртка над llama.cpp с удобным API.</w:t>
+        <w:t>Обёртка над llama.cpp с удобным API.</w:t>
       </w:r>
     </w:p>
     <w:p>
@@ -1816,16 +1663,7 @@
           <w:szCs w:val="24"/>
           <w:lang w:eastAsia="ru-RU"/>
         </w:rPr>
-        <w:t>С</w:t>
-      </w:r>
-      <w:r>
-        <w:rPr>
-          <w:rFonts w:ascii="Times New Roman" w:eastAsia="Times New Roman" w:hAnsi="Times New Roman" w:cs="Times New Roman"/>
-          <w:sz w:val="24"/>
-          <w:szCs w:val="24"/>
-          <w:lang w:eastAsia="ru-RU"/>
-        </w:rPr>
-        <w:t>тандарт для llama.cpp-экосистемы.</w:t>
+        <w:t>Стандарт для llama.cpp-экосистемы.</w:t>
       </w:r>
     </w:p>
     <w:p>
@@ -1851,25 +1689,7 @@
           <w:szCs w:val="24"/>
           <w:lang w:eastAsia="ru-RU"/>
         </w:rPr>
-        <w:t>Универсальный</w:t>
-      </w:r>
-      <w:r>
-        <w:rPr>
-          <w:rFonts w:ascii="Times New Roman" w:eastAsia="Times New Roman" w:hAnsi="Times New Roman" w:cs="Times New Roman"/>
-          <w:sz w:val="24"/>
-          <w:szCs w:val="24"/>
-          <w:lang w:eastAsia="ru-RU"/>
-        </w:rPr>
-        <w:t>,</w:t>
-      </w:r>
-      <w:r>
-        <w:rPr>
-          <w:rFonts w:ascii="Times New Roman" w:eastAsia="Times New Roman" w:hAnsi="Times New Roman" w:cs="Times New Roman"/>
-          <w:sz w:val="24"/>
-          <w:szCs w:val="24"/>
-          <w:lang w:eastAsia="ru-RU"/>
-        </w:rPr>
-        <w:t xml:space="preserve"> оптимизирован для llama.cpp / LM Studio / </w:t>
+        <w:t xml:space="preserve">Универсальный, оптимизирован для llama.cpp / LM Studio / </w:t>
       </w:r>
       <w:proofErr w:type="spellStart"/>
       <w:r>
@@ -3309,16 +3129,7 @@
           <w:szCs w:val="24"/>
           <w:lang w:eastAsia="ru-RU"/>
         </w:rPr>
-        <w:t xml:space="preserve"> - р</w:t>
-      </w:r>
-      <w:r>
-        <w:rPr>
-          <w:rFonts w:ascii="Times New Roman" w:eastAsia="Times New Roman" w:hAnsi="Times New Roman" w:cs="Times New Roman"/>
-          <w:sz w:val="24"/>
-          <w:szCs w:val="24"/>
-          <w:lang w:eastAsia="ru-RU"/>
-        </w:rPr>
-        <w:t>азмерность вектора, который представляет каждый токен внутри модели</w:t>
+        <w:t xml:space="preserve"> - размерность вектора, который представляет каждый токен внутри модели</w:t>
       </w:r>
     </w:p>
     <w:p>
@@ -3400,6 +3211,53 @@
           <w:lang w:eastAsia="ru-RU"/>
         </w:rPr>
         <w:t xml:space="preserve"> = FP16 (2 байта)</w:t>
+      </w:r>
+      <w:r>
+        <w:rPr>
+          <w:rFonts w:ascii="Times New Roman" w:eastAsia="Times New Roman" w:hAnsi="Times New Roman" w:cs="Times New Roman"/>
+          <w:sz w:val="24"/>
+          <w:szCs w:val="24"/>
+          <w:lang w:eastAsia="ru-RU"/>
+        </w:rPr>
+        <w:t xml:space="preserve"> (</w:t>
+      </w:r>
+      <w:r>
+        <w:rPr>
+          <w:rFonts w:ascii="Times New Roman" w:eastAsia="Times New Roman" w:hAnsi="Times New Roman" w:cs="Times New Roman"/>
+          <w:sz w:val="24"/>
+          <w:szCs w:val="24"/>
+          <w:lang w:eastAsia="ru-RU"/>
+        </w:rPr>
+        <w:t xml:space="preserve">обычно Key и Value хранятся в 2-байтовом формате (FP16 или BF16), даже если веса модели </w:t>
+      </w:r>
+      <w:proofErr w:type="spellStart"/>
+      <w:r>
+        <w:rPr>
+          <w:rFonts w:ascii="Times New Roman" w:eastAsia="Times New Roman" w:hAnsi="Times New Roman" w:cs="Times New Roman"/>
+          <w:sz w:val="24"/>
+          <w:szCs w:val="24"/>
+          <w:lang w:eastAsia="ru-RU"/>
+        </w:rPr>
+        <w:t>квантизованы</w:t>
+      </w:r>
+      <w:proofErr w:type="spellEnd"/>
+      <w:r>
+        <w:rPr>
+          <w:rFonts w:ascii="Times New Roman" w:eastAsia="Times New Roman" w:hAnsi="Times New Roman" w:cs="Times New Roman"/>
+          <w:sz w:val="24"/>
+          <w:szCs w:val="24"/>
+          <w:lang w:eastAsia="ru-RU"/>
+        </w:rPr>
+        <w:t xml:space="preserve"> до Q4</w:t>
+      </w:r>
+      <w:r>
+        <w:rPr>
+          <w:rFonts w:ascii="Times New Roman" w:eastAsia="Times New Roman" w:hAnsi="Times New Roman" w:cs="Times New Roman"/>
+          <w:sz w:val="24"/>
+          <w:szCs w:val="24"/>
+          <w:lang w:eastAsia="ru-RU"/>
+        </w:rPr>
+        <w:t>)</w:t>
       </w:r>
     </w:p>
     <w:p>
@@ -3453,43 +3311,7 @@
           <w:szCs w:val="24"/>
           <w:lang w:val="en-US" w:eastAsia="ru-RU"/>
         </w:rPr>
-        <w:t xml:space="preserve"> ≈ 2 × </w:t>
-      </w:r>
-      <w:r>
-        <w:rPr>
-          <w:rFonts w:ascii="Times New Roman" w:eastAsia="Times New Roman" w:hAnsi="Times New Roman" w:cs="Times New Roman"/>
-          <w:sz w:val="24"/>
-          <w:szCs w:val="24"/>
-          <w:lang w:val="en-US" w:eastAsia="ru-RU"/>
-        </w:rPr>
-        <w:t>32</w:t>
-      </w:r>
-      <w:r>
-        <w:rPr>
-          <w:rFonts w:ascii="Times New Roman" w:eastAsia="Times New Roman" w:hAnsi="Times New Roman" w:cs="Times New Roman"/>
-          <w:sz w:val="24"/>
-          <w:szCs w:val="24"/>
-          <w:lang w:val="en-US" w:eastAsia="ru-RU"/>
-        </w:rPr>
-        <w:t xml:space="preserve"> × </w:t>
-      </w:r>
-      <w:r>
-        <w:rPr>
-          <w:rFonts w:ascii="Times New Roman" w:eastAsia="Times New Roman" w:hAnsi="Times New Roman" w:cs="Times New Roman"/>
-          <w:sz w:val="24"/>
-          <w:szCs w:val="24"/>
-          <w:lang w:val="en-US" w:eastAsia="ru-RU"/>
-        </w:rPr>
-        <w:t>8000</w:t>
-      </w:r>
-      <w:r>
-        <w:rPr>
-          <w:rFonts w:ascii="Times New Roman" w:eastAsia="Times New Roman" w:hAnsi="Times New Roman" w:cs="Times New Roman"/>
-          <w:sz w:val="24"/>
-          <w:szCs w:val="24"/>
-          <w:lang w:val="en-US" w:eastAsia="ru-RU"/>
-        </w:rPr>
-        <w:t xml:space="preserve"> × </w:t>
+        <w:t xml:space="preserve"> ≈ 2 × 32 × 8000 × </w:t>
       </w:r>
       <w:r>
         <w:rPr>
@@ -3664,16 +3486,7 @@
           <w:szCs w:val="24"/>
           <w:lang w:eastAsia="ru-RU"/>
         </w:rPr>
-        <w:t>/</w:t>
-      </w:r>
-      <w:r>
-        <w:rPr>
-          <w:rFonts w:ascii="Times New Roman" w:eastAsia="Times New Roman" w:hAnsi="Times New Roman" w:cs="Times New Roman"/>
-          <w:sz w:val="24"/>
-          <w:szCs w:val="24"/>
-          <w:lang w:eastAsia="ru-RU"/>
-        </w:rPr>
-        <w:t>Q5</w:t>
+        <w:t>/Q5</w:t>
       </w:r>
       <w:r>
         <w:rPr>
@@ -3721,7 +3534,7 @@
           <w:rFonts w:ascii="Times New Roman" w:eastAsia="Times New Roman" w:hAnsi="Times New Roman" w:cs="Times New Roman"/>
           <w:sz w:val="24"/>
           <w:szCs w:val="24"/>
-          <w:lang w:eastAsia="ru-RU"/>
+          <w:lang w:val="en-US" w:eastAsia="ru-RU"/>
         </w:rPr>
       </w:pPr>
       <w:r>
@@ -3756,7 +3569,7 @@
           <w:rFonts w:ascii="Times New Roman" w:eastAsia="Times New Roman" w:hAnsi="Times New Roman" w:cs="Times New Roman"/>
           <w:sz w:val="24"/>
           <w:szCs w:val="24"/>
-          <w:lang w:eastAsia="ru-RU"/>
+          <w:lang w:val="en-US" w:eastAsia="ru-RU"/>
         </w:rPr>
         <w:t>:</w:t>
       </w:r>
